--- a/docs/topic-6-complete-compiler/CST-405-Topic-6-Project-6.docx
+++ b/docs/topic-6-complete-compiler/CST-405-Topic-6-Project-6.docx
@@ -491,7 +491,7 @@
         <w:spacing w:after="60"/>
       </w:pPr>
       <w:r>
-        <w:t>Every grammar rule with a non-trivial action is commented with the construct it recognises and the AST node it builds.</w:t>
+        <w:t>Every grammar rule with a non-trivial action is commented with the construct it recognizes and the AST node it builds.</w:t>
       </w:r>
     </w:p>
     <w:p>
@@ -599,7 +599,7 @@
         <w:t xml:space="preserve">Show it working, first — </w:t>
       </w:r>
       <w:r>
-        <w:t>Open with the compiler running on a non-trivial program, end to end, including executing the generated assembly. Do this before any explanation. Everything you say afterwards lands differently once the viewer has seen the thing work.</w:t>
+        <w:t>Open with the compiler running on a non-trivial program, end to end, including executing the generated assembly. Do this before any explanation. Everything you say afterward lands differently once the viewer has seen the thing work.</w:t>
       </w:r>
     </w:p>
     <w:p>
